--- a/docs/AutoZT_skill_and_software_tables.docx
+++ b/docs/AutoZT_skill_and_software_tables.docx
@@ -475,7 +475,7 @@
                 <w:color w:val="08090C"/>
                 <w:sz w:val="17"/>
               </w:rPr>
-              <w:t>opt-mace-cpu / opt-mace-gpu</w:t>
+              <w:t>opt-mlff-cpu / opt-mlff-gpu</w:t>
             </w:r>
           </w:p>
         </w:tc>
@@ -1915,7 +1915,7 @@
                 <w:color w:val="08090C"/>
                 <w:sz w:val="17"/>
               </w:rPr>
-              <w:t>phonon-mace-cpu / phonon-mace-gpu</w:t>
+              <w:t>phonon-mlff-cpu / phonon-mlff-gpu</w:t>
             </w:r>
           </w:p>
         </w:tc>
@@ -2075,7 +2075,7 @@
                 <w:color w:val="08090C"/>
                 <w:sz w:val="17"/>
               </w:rPr>
-              <w:t>fc-fit</w:t>
+              <w:t>fit-fc-thermal</w:t>
             </w:r>
           </w:p>
         </w:tc>
@@ -2395,7 +2395,7 @@
                 <w:color w:val="08090C"/>
                 <w:sz w:val="17"/>
               </w:rPr>
-              <w:t>kl-mace-cpu / kl-mace-gpu</w:t>
+              <w:t>kl-mlff-cpu / kl-mlff-gpu</w:t>
             </w:r>
           </w:p>
         </w:tc>
@@ -2555,7 +2555,7 @@
                 <w:color w:val="08090C"/>
                 <w:sz w:val="17"/>
               </w:rPr>
-              <w:t>mlff-mace</w:t>
+              <w:t>mlff</w:t>
             </w:r>
           </w:p>
         </w:tc>
@@ -3313,7 +3313,7 @@
                 <w:color w:val="08090C"/>
                 <w:sz w:val="17"/>
               </w:rPr>
-              <w:t>opt-dft-cpu; band-dft-cpu; defect-dft-cpu; elastic-dft-cpu; phonon-dft-cpu; kl-dft-cpu; mlff-mace; zt-dft-cpu</w:t>
+              <w:t>opt-dft-cpu; band-dft-cpu; defect-dft-cpu; elastic-dft-cpu; phonon-dft-cpu; kl-dft-cpu; mlff; zt-dft-cpu</w:t>
             </w:r>
           </w:p>
         </w:tc>
@@ -3472,7 +3472,7 @@
                 <w:color w:val="08090C"/>
                 <w:sz w:val="17"/>
               </w:rPr>
-              <w:t>opt-mace-*; phonon-mace-*; kl-mace-*; mlff-mace</w:t>
+              <w:t>opt-mlff-*; phonon-mlff-*; kl-mlff-*; mlff</w:t>
             </w:r>
           </w:p>
         </w:tc>
@@ -3631,7 +3631,7 @@
                 <w:color w:val="08090C"/>
                 <w:sz w:val="17"/>
               </w:rPr>
-              <w:t>opt-mace-*</w:t>
+              <w:t>opt-mlff-*</w:t>
             </w:r>
           </w:p>
         </w:tc>
@@ -3790,7 +3790,7 @@
                 <w:color w:val="08090C"/>
                 <w:sz w:val="17"/>
               </w:rPr>
-              <w:t>phonon-dft-cpu; phonon-mace-*</w:t>
+              <w:t>phonon-dft-cpu; phonon-mlff-*</w:t>
             </w:r>
           </w:p>
         </w:tc>
@@ -3949,7 +3949,7 @@
                 <w:color w:val="08090C"/>
                 <w:sz w:val="17"/>
               </w:rPr>
-              <w:t>fc-fit; kl-dft-cpu; kl-mace-*; zt-dft-cpu</w:t>
+              <w:t>fit-fc-thermal; kl-dft-cpu; kl-mlff-*; zt-dft-cpu</w:t>
             </w:r>
           </w:p>
         </w:tc>
@@ -5380,7 +5380,7 @@
                 <w:color w:val="08090C"/>
                 <w:sz w:val="17"/>
               </w:rPr>
-              <w:t>fc-fit</w:t>
+              <w:t>fit-fc-thermal</w:t>
             </w:r>
           </w:p>
         </w:tc>
